--- a/Reports/SEER DA.docx
+++ b/Reports/SEER DA.docx
@@ -253,14 +253,7 @@
           <w:b/>
           <w:bCs/>
         </w:rPr>
-        <w:t>Examination Roll No</w:t>
-      </w:r>
-      <w:r>
-        <w:rPr>
-          <w:b/>
-          <w:bCs/>
-        </w:rPr>
-        <w:t>:</w:t>
+        <w:t>Examination Roll No:</w:t>
       </w:r>
       <w:r>
         <w:t>.24220STA061</w:t>
@@ -443,6 +436,46 @@
     <w:p>
       <w:r>
         <w:t>I am also grateful to the faculty members of the Department of Statistics, BHU, for building the statistical foundation through four semesters of rigorous teaching that I was able to apply directly in this project.</w:t>
+      </w:r>
+    </w:p>
+    <w:p>
+      <w:r>
+        <w:t xml:space="preserve">I would like to thank my friends </w:t>
+      </w:r>
+      <w:r>
+        <w:rPr>
+          <w:b/>
+          <w:bCs/>
+        </w:rPr>
+        <w:t>Hrithivk</w:t>
+      </w:r>
+      <w:r>
+        <w:t xml:space="preserve"> and </w:t>
+      </w:r>
+      <w:r>
+        <w:rPr>
+          <w:b/>
+          <w:bCs/>
+        </w:rPr>
+        <w:t>Shivani</w:t>
+      </w:r>
+      <w:r>
+        <w:t xml:space="preserve"> for their support and motivation throughout.</w:t>
+      </w:r>
+    </w:p>
+    <w:p>
+      <w:r>
+        <w:t xml:space="preserve">A special thanks to </w:t>
+      </w:r>
+      <w:r>
+        <w:rPr>
+          <w:b/>
+          <w:bCs/>
+        </w:rPr>
+        <w:t>Tejasvi</w:t>
+      </w:r>
+      <w:r>
+        <w:t xml:space="preserve"> for her patience and constant encouragement during the long hours this project demanded.</w:t>
       </w:r>
     </w:p>
     <w:p>
@@ -12031,7 +12064,7 @@
           <w:noProof/>
         </w:rPr>
         <w:drawing>
-          <wp:inline distT="0" distB="0" distL="0" distR="0" wp14:anchorId="686DC5CB" wp14:editId="302B8070">
+          <wp:inline distT="0" distB="0" distL="0" distR="0" wp14:anchorId="686DC5CB" wp14:editId="6BF1D956">
             <wp:extent cx="4273550" cy="3077089"/>
             <wp:effectExtent l="19050" t="19050" r="12700" b="28575"/>
             <wp:docPr id="341633989" name="Picture 11"/>

--- a/Reports/SEER DA.docx
+++ b/Reports/SEER DA.docx
@@ -442,6 +442,7 @@
       <w:r>
         <w:t xml:space="preserve">I would like to thank my friends </w:t>
       </w:r>
+      <w:proofErr w:type="spellStart"/>
       <w:r>
         <w:rPr>
           <w:b/>
@@ -449,6 +450,7 @@
         </w:rPr>
         <w:t>Hrithivk</w:t>
       </w:r>
+      <w:proofErr w:type="spellEnd"/>
       <w:r>
         <w:t xml:space="preserve"> and </w:t>
       </w:r>
@@ -9145,9 +9147,9 @@
           <w:noProof/>
         </w:rPr>
         <w:drawing>
-          <wp:inline distT="0" distB="0" distL="0" distR="0" wp14:anchorId="012AE5E1" wp14:editId="1E0B23B8">
-            <wp:extent cx="5219700" cy="2807116"/>
-            <wp:effectExtent l="19050" t="19050" r="19050" b="12700"/>
+          <wp:inline distT="0" distB="0" distL="0" distR="0" wp14:anchorId="012AE5E1" wp14:editId="1C6B823D">
+            <wp:extent cx="5425787" cy="2806700"/>
+            <wp:effectExtent l="19050" t="19050" r="22860" b="12700"/>
             <wp:docPr id="1280705700" name="Picture 5"/>
             <wp:cNvGraphicFramePr>
               <a:graphicFrameLocks xmlns:a="http://schemas.openxmlformats.org/drawingml/2006/main" noChangeAspect="1"/>
@@ -9174,7 +9176,7 @@
                   <pic:spPr>
                     <a:xfrm>
                       <a:off x="0" y="0"/>
-                      <a:ext cx="5250598" cy="2823732"/>
+                      <a:ext cx="5461968" cy="2825416"/>
                     </a:xfrm>
                     <a:prstGeom prst="rect">
                       <a:avLst/>
@@ -12064,7 +12066,7 @@
           <w:noProof/>
         </w:rPr>
         <w:drawing>
-          <wp:inline distT="0" distB="0" distL="0" distR="0" wp14:anchorId="686DC5CB" wp14:editId="6BF1D956">
+          <wp:inline distT="0" distB="0" distL="0" distR="0" wp14:anchorId="686DC5CB" wp14:editId="77B07B18">
             <wp:extent cx="4273550" cy="3077089"/>
             <wp:effectExtent l="19050" t="19050" r="12700" b="28575"/>
             <wp:docPr id="341633989" name="Picture 11"/>
@@ -12663,38 +12665,212 @@
     </w:p>
     <w:p>
       <w:pPr>
+        <w:spacing w:line="276" w:lineRule="auto"/>
         <w:ind w:left="720" w:hanging="720"/>
         <w:jc w:val="left"/>
+      </w:pPr>
+      <w:r>
+        <w:rPr>
+          <w:b/>
+          <w:bCs/>
+        </w:rPr>
+        <w:t xml:space="preserve">1. SEER Database </w:t>
+      </w:r>
+      <w:r>
+        <w:br/>
+        <w:t>Surveillance, Epidemiology, and End Results (SEER) Program (</w:t>
+      </w:r>
+      <w:hyperlink r:id="rId19" w:history="1">
+        <w:r>
+          <w:rPr>
+            <w:rStyle w:val="Hyperlink"/>
+          </w:rPr>
+          <w:t>www.seer.cancer.gov</w:t>
+        </w:r>
+      </w:hyperlink>
+      <w:r>
+        <w:t>) SEER*Stat Database: Incidence - SEER Research Data, 17 Registries, Nov 2025 Sub (2000–2023), National Cancer Institute, DCCPS, Surveillance Research Program, released April 2026.</w:t>
+      </w:r>
+    </w:p>
+    <w:p>
+      <w:pPr>
+        <w:spacing w:line="276" w:lineRule="auto"/>
+        <w:ind w:left="720" w:hanging="720"/>
+        <w:jc w:val="left"/>
+      </w:pPr>
+      <w:r>
+        <w:rPr>
+          <w:b/>
+          <w:bCs/>
+        </w:rPr>
+        <w:t xml:space="preserve">2. Global cancer burden </w:t>
+      </w:r>
+      <w:r>
+        <w:br/>
+        <w:t xml:space="preserve">Sung, H., </w:t>
+      </w:r>
+      <w:proofErr w:type="spellStart"/>
+      <w:r>
+        <w:t>Ferlay</w:t>
+      </w:r>
+      <w:proofErr w:type="spellEnd"/>
+      <w:r>
+        <w:t xml:space="preserve">, J., Siegel, R. L., </w:t>
+      </w:r>
+      <w:proofErr w:type="spellStart"/>
+      <w:r>
+        <w:t>Laversanne</w:t>
+      </w:r>
+      <w:proofErr w:type="spellEnd"/>
+      <w:r>
+        <w:t xml:space="preserve">, M., </w:t>
+      </w:r>
+      <w:proofErr w:type="spellStart"/>
+      <w:r>
+        <w:t>Soerjomataram</w:t>
+      </w:r>
+      <w:proofErr w:type="spellEnd"/>
+      <w:r>
+        <w:t>, I., Jemal, A., &amp; Bray, F. (2021). Global cancer statistics 2020: GLOBOCAN estimates of incidence and mortality worldwide for 36 cancers in 185 countries. CA: A Cancer Journal for Clinicians, 71(3), 209–249.</w:t>
+      </w:r>
+    </w:p>
+    <w:p>
+      <w:pPr>
+        <w:spacing w:line="276" w:lineRule="auto"/>
+        <w:ind w:left="720" w:hanging="720"/>
+        <w:jc w:val="left"/>
+      </w:pPr>
+      <w:r>
+        <w:rPr>
+          <w:b/>
+          <w:bCs/>
+        </w:rPr>
+        <w:t xml:space="preserve">3. Cancer statistics reference </w:t>
+      </w:r>
+      <w:r>
+        <w:br/>
+        <w:t>Siegel, R. L., Miller, K. D., Wagle, N. S., &amp; Jemal, A. (2023). Cancer statistics, 2023. CA: A Cancer Journal for Clinicians, 73(1), 17–48.</w:t>
+      </w:r>
+    </w:p>
+    <w:p>
+      <w:pPr>
+        <w:spacing w:line="276" w:lineRule="auto"/>
+        <w:ind w:left="720" w:hanging="720"/>
+        <w:jc w:val="left"/>
+      </w:pPr>
+      <w:r>
+        <w:rPr>
+          <w:b/>
+          <w:bCs/>
+        </w:rPr>
+        <w:t xml:space="preserve">4. Descriptive statistics textbook </w:t>
+      </w:r>
+      <w:r>
+        <w:br/>
+        <w:t>Goon, A. M., Gupta, M. K., &amp; Das Gupta, B. (2014). Fundamentals of Statistics, Vol. I (5th ed.). World Press, Calcutta.</w:t>
+      </w:r>
+    </w:p>
+    <w:p>
+      <w:pPr>
+        <w:spacing w:line="276" w:lineRule="auto"/>
+        <w:ind w:left="720" w:hanging="720"/>
+        <w:jc w:val="left"/>
+      </w:pPr>
+      <w:r>
+        <w:rPr>
+          <w:b/>
+          <w:bCs/>
+        </w:rPr>
+        <w:t xml:space="preserve">5. Descriptive statistics textbook </w:t>
+      </w:r>
+      <w:r>
+        <w:br/>
+        <w:t>Holcomb, Z. C. (2016). Fundamentals of Descriptive Statistics. Routledge.</w:t>
+      </w:r>
+    </w:p>
+    <w:p>
+      <w:pPr>
+        <w:spacing w:line="276" w:lineRule="auto"/>
+        <w:ind w:left="720" w:hanging="720"/>
+        <w:jc w:val="left"/>
+      </w:pPr>
+      <w:r>
+        <w:rPr>
+          <w:b/>
+          <w:bCs/>
+        </w:rPr>
+        <w:t xml:space="preserve">6. Prostate cancer PSA screening guideline change </w:t>
+      </w:r>
+      <w:r>
+        <w:br/>
+        <w:t>U.S. Preventive Services Task Force. (2012). Screening for prostate cancer: U.S. Preventive Services Task Force recommendation statement. Annals of Internal Medicine, 157(2), 120–134.</w:t>
+      </w:r>
+    </w:p>
+    <w:p>
+      <w:pPr>
+        <w:spacing w:line="276" w:lineRule="auto"/>
+        <w:ind w:left="720" w:hanging="720"/>
+        <w:jc w:val="left"/>
+      </w:pPr>
+      <w:r>
+        <w:rPr>
+          <w:b/>
+          <w:bCs/>
+        </w:rPr>
+        <w:t xml:space="preserve">7. Similar SEER lung cancer study </w:t>
+      </w:r>
+      <w:r>
+        <w:br/>
+        <w:t>Wang, S., Liu, Q., Zhang, Y., &amp; Liu, L. (2021). Prognosis and survival analysis of 922,317 lung cancer patients. Frontiers in Oncology, 11, 766671.</w:t>
+      </w:r>
+    </w:p>
+    <w:p>
+      <w:pPr>
+        <w:spacing w:line="276" w:lineRule="auto"/>
+        <w:ind w:left="720" w:hanging="720"/>
+        <w:jc w:val="left"/>
+      </w:pPr>
+      <w:r>
+        <w:rPr>
+          <w:b/>
+          <w:bCs/>
+        </w:rPr>
+        <w:t xml:space="preserve">8. Python Pandas library </w:t>
+      </w:r>
+      <w:r>
+        <w:br/>
+        <w:t>McKinney, W. (2010). Data structures for statistical computing in Python. Proceedings of the 9th Python in Science Conference, 445, 51–56.</w:t>
+      </w:r>
+    </w:p>
+    <w:p>
+      <w:pPr>
+        <w:spacing w:line="276" w:lineRule="auto"/>
+        <w:ind w:left="720" w:hanging="720"/>
+        <w:jc w:val="left"/>
+      </w:pPr>
+      <w:r>
+        <w:rPr>
+          <w:b/>
+          <w:bCs/>
+        </w:rPr>
+        <w:t xml:space="preserve">9. Matplotlib </w:t>
+      </w:r>
+      <w:r>
+        <w:br/>
+        <w:t>Hunter, J. D. (2007). Matplotlib: A 2D graphics environment. Computing in Science &amp; Engineering, 9(3), 90–95.</w:t>
+      </w:r>
+    </w:p>
+    <w:p>
+      <w:pPr>
+        <w:spacing w:after="240" w:line="480" w:lineRule="auto"/>
         <w:rPr>
           <w:sz w:val="20"/>
           <w:szCs w:val="20"/>
         </w:rPr>
       </w:pPr>
-      <w:r>
-        <w:t>National Cancer Institute. (2026). SEER*Stat database: Incidence — SEER research data, 17 registries, November 2025 submission (2000–2023). Surveillance, Epidemiology, and End Results (SEER) Program. https://seer.cancer.gov</w:t>
-      </w:r>
     </w:p>
-    <w:p>
-      <w:pPr>
-        <w:ind w:left="720" w:hanging="720"/>
-        <w:jc w:val="left"/>
-        <w:rPr>
-          <w:sz w:val="20"/>
-          <w:szCs w:val="20"/>
-        </w:rPr>
-      </w:pPr>
-    </w:p>
-    <w:p>
-      <w:pPr>
-        <w:ind w:left="720" w:hanging="720"/>
-      </w:pPr>
-      <w:r>
-        <w:t>World Health Organization. (2024). Cancer. https://www.who.int/news-room/fact-sheets/detail/cancer</w:t>
-      </w:r>
-    </w:p>
-    <w:p/>
     <w:sectPr>
-      <w:footerReference w:type="default" r:id="rId19"/>
+      <w:footerReference w:type="default" r:id="rId20"/>
       <w:pgSz w:w="11906" w:h="16838" w:code="9"/>
       <w:pgMar w:top="1440" w:right="1440" w:bottom="1440" w:left="1440" w:header="680" w:footer="454" w:gutter="0"/>
       <w:pgNumType w:start="0"/>
@@ -14148,6 +14324,7 @@
   <w:style w:type="character" w:default="1" w:styleId="DefaultParagraphFont">
     <w:name w:val="Default Paragraph Font"/>
     <w:uiPriority w:val="1"/>
+    <w:semiHidden/>
     <w:unhideWhenUsed/>
   </w:style>
   <w:style w:type="table" w:default="1" w:styleId="TableNormal">
@@ -14832,6 +15009,18 @@
       <w:szCs w:val="21"/>
     </w:rPr>
   </w:style>
+  <w:style w:type="character" w:styleId="UnresolvedMention">
+    <w:name w:val="Unresolved Mention"/>
+    <w:basedOn w:val="DefaultParagraphFont"/>
+    <w:uiPriority w:val="99"/>
+    <w:semiHidden/>
+    <w:unhideWhenUsed/>
+    <w:rsid w:val="003B6CFB"/>
+    <w:rPr>
+      <w:color w:val="605E5C"/>
+      <w:shd w:val="clear" w:color="auto" w:fill="E1DFDD"/>
+    </w:rPr>
+  </w:style>
 </w:styles>
 </file>
 
